--- a/docs/01_프로젝트_기획서.docx
+++ b/docs/01_프로젝트_기획서.docx
@@ -224,7 +224,7 @@
                 <w:rFonts w:ascii="맑은 고딕" w:hAnsi="맑은 고딕" w:eastAsia="맑은 고딕"/>
                 <w:sz w:val="19"/>
               </w:rPr>
-              <w:t>2026-10-20</w:t>
+              <w:t>2026-10-20 (v0.2 갱신 2026-10-21)</w:t>
             </w:r>
           </w:p>
         </w:tc>
@@ -256,7 +256,7 @@
                 <w:rFonts w:ascii="맑은 고딕" w:hAnsi="맑은 고딕" w:eastAsia="맑은 고딕"/>
                 <w:sz w:val="19"/>
               </w:rPr>
-              <w:t>초안 v0.1 — 수강생 제출 자료 기반</w:t>
+              <w:t>v0.2 — 수강생 답변(10장) 반영, 반영 내용은 11장</w:t>
             </w:r>
           </w:p>
         </w:tc>
@@ -322,7 +322,49 @@
           <w:rFonts w:ascii="맑은 고딕" w:hAnsi="맑은 고딕" w:eastAsia="맑은 고딕"/>
           <w:sz w:val="21"/>
         </w:rPr>
-        <w:t>가능하면 사외망에서도 접속해 볼 수 있기를 바랍니다.</w:t>
+        <w:t xml:space="preserve">처음에는 사외망 접속도 바랐으나, 답변(10장 ④)에서 </w:t>
+      </w:r>
+      <w:r>
+        <w:rPr>
+          <w:rFonts w:ascii="맑은 고딕" w:hAnsi="맑은 고딕" w:eastAsia="맑은 고딕"/>
+          <w:b/>
+          <w:sz w:val="21"/>
+        </w:rPr>
+        <w:t>사내망에서만 쓰기로</w:t>
+      </w:r>
+      <w:r>
+        <w:rPr>
+          <w:rFonts w:ascii="맑은 고딕" w:hAnsi="맑은 고딕" w:eastAsia="맑은 고딕"/>
+          <w:sz w:val="21"/>
+        </w:rPr>
+        <w:t xml:space="preserve"> 정했습니다.</w:t>
+      </w:r>
+    </w:p>
+    <w:p>
+      <w:pPr>
+        <w:pStyle w:val="ListBullet"/>
+      </w:pPr>
+      <w:r>
+        <w:rPr>
+          <w:rFonts w:ascii="맑은 고딕" w:hAnsi="맑은 고딕" w:eastAsia="맑은 고딕"/>
+          <w:sz w:val="21"/>
+        </w:rPr>
+        <w:t xml:space="preserve">공정불량 Raw data 파일을 올리기는 어렵다는 답(10장 ①)에 따라, </w:t>
+      </w:r>
+      <w:r>
+        <w:rPr>
+          <w:rFonts w:ascii="맑은 고딕" w:hAnsi="맑은 고딕" w:eastAsia="맑은 고딕"/>
+          <w:b/>
+          <w:sz w:val="21"/>
+        </w:rPr>
+        <w:t>화면에서 바로 입력하거나 엑셀 표를 붙여 넣는 방식</w:t>
+      </w:r>
+      <w:r>
+        <w:rPr>
+          <w:rFonts w:ascii="맑은 고딕" w:hAnsi="맑은 고딕" w:eastAsia="맑은 고딕"/>
+          <w:sz w:val="21"/>
+        </w:rPr>
+        <w:t>을 기본으로 합니다.</w:t>
       </w:r>
     </w:p>
     <w:p>
@@ -362,7 +404,7 @@
           <w:rFonts w:ascii="맑은 고딕" w:hAnsi="맑은 고딕" w:eastAsia="맑은 고딕"/>
           <w:sz w:val="21"/>
         </w:rPr>
-        <w:t xml:space="preserve">공정불량 Raw data 를 올리면 </w:t>
+        <w:t xml:space="preserve">공정불량을 </w:t>
       </w:r>
       <w:r>
         <w:rPr>
@@ -370,14 +412,14 @@
           <w:b/>
           <w:sz w:val="21"/>
         </w:rPr>
-        <w:t>협력사별 불량유형 분류·발생 현황·주요 개선 필요 항목</w:t>
+        <w:t>화면에서 등록하거나 엑셀 표를 붙여 넣으면</w:t>
       </w:r>
       <w:r>
         <w:rPr>
           <w:rFonts w:ascii="맑은 고딕" w:hAnsi="맑은 고딕" w:eastAsia="맑은 고딕"/>
           <w:sz w:val="21"/>
         </w:rPr>
-        <w:t>이 자동으로 나오는 시스템</w:t>
+        <w:t xml:space="preserve"> 협력사별 불량유형(8종) 분류·발생 현황·주요 개선 필요 항목이 자동으로 나오는 시스템</w:t>
       </w:r>
     </w:p>
     <w:p>
@@ -397,14 +439,14 @@
           <w:b/>
           <w:sz w:val="21"/>
         </w:rPr>
-        <w:t>개선대책·담당부서·추진 일정 초안을 AI 가 작성</w:t>
+        <w:t>개선대책·담당부서·추진 일정 초안을 규칙(기본 대책)으로 작성</w:t>
       </w:r>
       <w:r>
         <w:rPr>
           <w:rFonts w:ascii="맑은 고딕" w:hAnsi="맑은 고딕" w:eastAsia="맑은 고딕"/>
           <w:sz w:val="21"/>
         </w:rPr>
-        <w:t>하는 Master Plan 자동 생성</w:t>
+        <w:t>하고, 사내 허용 AI 가 있으면 다듬는 Master Plan 자동 생성</w:t>
       </w:r>
     </w:p>
     <w:p>
@@ -451,7 +493,7 @@
           <w:rFonts w:ascii="맑은 고딕" w:hAnsi="맑은 고딕" w:eastAsia="맑은 고딕"/>
           <w:sz w:val="21"/>
         </w:rPr>
-        <w:t xml:space="preserve">확정한 Master Plan 과 개선대책 상세를 </w:t>
+        <w:t xml:space="preserve">웹 화면의 표·Master Plan·간트를 </w:t>
       </w:r>
       <w:r>
         <w:rPr>
@@ -459,14 +501,14 @@
           <w:b/>
           <w:sz w:val="21"/>
         </w:rPr>
-        <w:t>보고서 형식 Excel</w:t>
+        <w:t>그대로의 모양으로 Excel</w:t>
       </w:r>
       <w:r>
         <w:rPr>
           <w:rFonts w:ascii="맑은 고딕" w:hAnsi="맑은 고딕" w:eastAsia="맑은 고딕"/>
           <w:sz w:val="21"/>
         </w:rPr>
-        <w:t xml:space="preserve"> 로 출력</w:t>
+        <w:t xml:space="preserve"> 출력</w:t>
       </w:r>
     </w:p>
     <w:p>
@@ -476,9 +518,17 @@
       <w:r>
         <w:rPr>
           <w:rFonts w:ascii="맑은 고딕" w:hAnsi="맑은 고딕" w:eastAsia="맑은 고딕"/>
+          <w:b/>
           <w:sz w:val="21"/>
         </w:rPr>
-        <w:t>사외망 접속, 팀·협력사 공유 (장기)</w:t>
+        <w:t>사내망 전용</w:t>
+      </w:r>
+      <w:r>
+        <w:rPr>
+          <w:rFonts w:ascii="맑은 고딕" w:hAnsi="맑은 고딕" w:eastAsia="맑은 고딕"/>
+          <w:sz w:val="21"/>
+        </w:rPr>
+        <w:t xml:space="preserve"> — 외부 서버·인터넷 없이 동작</w:t>
       </w:r>
     </w:p>
     <w:p>
@@ -703,7 +753,7 @@
                 <w:rFonts w:ascii="맑은 고딕" w:hAnsi="맑은 고딕" w:eastAsia="맑은 고딕"/>
                 <w:sz w:val="19"/>
               </w:rPr>
-              <w:t>Excel 로 가정</w:t>
+              <w:t>화면 입력·엑셀 붙여넣기 (파일 업로드는 어렵다는 답, 10장 ①)</w:t>
             </w:r>
           </w:p>
         </w:tc>
@@ -733,7 +783,7 @@
                 <w:rFonts w:ascii="맑은 고딕" w:hAnsi="맑은 고딕" w:eastAsia="맑은 고딕"/>
                 <w:sz w:val="19"/>
               </w:rPr>
-              <w:t>열: 발생일자, 품명, 품번, 문제점, 협력사 (제출 원문). 1행 = 불량 1건으로 가정. 협력사명·품번은 사내 정보 — 외부 AI 에 보낼 때 가림</w:t>
+              <w:t>칸: 발생일자, 협력사, 품번, 품명, 불량유형, 내용, 수량, 조치. 1행 = 불량 1건. 협력사명·품번은 사내 정보 — AI 에 보낼 때 별칭으로 가림</w:t>
             </w:r>
           </w:p>
         </w:tc>
@@ -765,7 +815,7 @@
                 <w:rFonts w:ascii="맑은 고딕" w:hAnsi="맑은 고딕" w:eastAsia="맑은 고딕"/>
                 <w:sz w:val="19"/>
               </w:rPr>
-              <w:t>미상</w:t>
+              <w:t>8종 (10장 ②)</w:t>
             </w:r>
           </w:p>
         </w:tc>
@@ -795,7 +845,7 @@
                 <w:rFonts w:ascii="맑은 고딕" w:hAnsi="맑은 고딕" w:eastAsia="맑은 고딕"/>
                 <w:sz w:val="19"/>
               </w:rPr>
-              <w:t>코드표가 있는지, 문제점 글만 있는지 미상 (10장 ②)</w:t>
+              <w:t>위치/치수 · 간섭/정렬 · 이종/누락 · 용접불량 · 누유/누수 · 미조임 · 성능이상 · 기타</w:t>
             </w:r>
           </w:p>
         </w:tc>
@@ -857,7 +907,7 @@
                 <w:rFonts w:ascii="맑은 고딕" w:hAnsi="맑은 고딕" w:eastAsia="맑은 고딕"/>
                 <w:sz w:val="19"/>
               </w:rPr>
-              <w:t>대책 담당부서로 쓸 목록 (10장 ②)</w:t>
+              <w:t>대책 담당부서로 쓸 목록 — 지금은 가정(부품품질팀·협력사·구매팀·생산기술팀·설계팀)</w:t>
             </w:r>
           </w:p>
         </w:tc>
@@ -874,7 +924,7 @@
                 <w:rFonts w:ascii="맑은 고딕" w:hAnsi="맑은 고딕" w:eastAsia="맑은 고딕"/>
                 <w:sz w:val="19"/>
               </w:rPr>
-              <w:t>현재 Excel 보고서 양식</w:t>
+              <w:t>Excel 보고서 양식</w:t>
             </w:r>
           </w:p>
         </w:tc>
@@ -889,7 +939,7 @@
                 <w:rFonts w:ascii="맑은 고딕" w:hAnsi="맑은 고딕" w:eastAsia="맑은 고딕"/>
                 <w:sz w:val="19"/>
               </w:rPr>
-              <w:t>Excel 로 가정</w:t>
+              <w:t>별도 양식 없음 (10장 ③)</w:t>
             </w:r>
           </w:p>
         </w:tc>
@@ -919,7 +969,7 @@
                 <w:rFonts w:ascii="맑은 고딕" w:hAnsi="맑은 고딕" w:eastAsia="맑은 고딕"/>
                 <w:sz w:val="19"/>
               </w:rPr>
-              <w:t>보고서 출력 양식을 맞추기 위해 필요 (10장 ③)</w:t>
+              <w:t>웹에 구성된 화면 그대로 Excel 로 출력</w:t>
             </w:r>
           </w:p>
         </w:tc>
@@ -932,7 +982,7 @@
           <w:rFonts w:ascii="맑은 고딕" w:hAnsi="맑은 고딕" w:eastAsia="맑은 고딕"/>
           <w:sz w:val="21"/>
         </w:rPr>
-        <w:t>제출 원문에 Raw data 첨부는 없습니다(시안 화면 캡처만 있음). 1단계는 협력사 A~F 의 가상 데이터로 만들고, 실제 파일을 받으면 열 연결과 분류 사전만 맞춥니다.</w:t>
+        <w:t>실제 자료는 받지 않습니다. 예시는 협력사 A~F 의 가상 데이터이고, 현장에서는 화면에 바로 입력합니다.</w:t>
       </w:r>
     </w:p>
     <w:p>
@@ -1038,7 +1088,7 @@
                 <w:rFonts w:ascii="맑은 고딕" w:hAnsi="맑은 고딕" w:eastAsia="맑은 고딕"/>
                 <w:sz w:val="19"/>
               </w:rPr>
-              <w:t>협력사 공정불량 Raw data Excel (매월 또는 수시 업로드로 가정)</w:t>
+              <w:t>「불량 등록」 화면에서 한 건씩 입력하거나 엑셀 표를 복사해 붙여 넣기 (파일 업로드는 선택)</w:t>
             </w:r>
           </w:p>
         </w:tc>
@@ -1070,7 +1120,7 @@
                 <w:rFonts w:ascii="맑은 고딕" w:hAnsi="맑은 고딕" w:eastAsia="맑은 고딕"/>
                 <w:sz w:val="19"/>
               </w:rPr>
-              <w:t>열 이름이 달라도 자동 연결, 같은 행(발생일자+협력사+품번+문제점)은 한 번만</w:t>
+              <w:t>붙여넣기는 열 이름으로 맞추고(없으면 정한 순서), 같은 줄(발생일자+협력사+품번+내용)은 한 번만. 화면 등록은 그대로 더함</w:t>
             </w:r>
           </w:p>
         </w:tc>
@@ -1102,7 +1152,7 @@
                 <w:rFonts w:ascii="맑은 고딕" w:hAnsi="맑은 고딕" w:eastAsia="맑은 고딕"/>
                 <w:sz w:val="19"/>
               </w:rPr>
-              <w:t>문제점 글 → 불량유형(키워드 사전, 사람이 고친 값 우선), 협력사×유형 집계, 파레토, 월별 추이, 반복 품번</w:t>
+              <w:t>불량유형 8종 — ① 등록 때 고른 유형 ② 붙여 넣은 표의 유형 칸 ③ 내용 키워드 순. 협력사×유형 집계, 파레토, 월별 추이, 반복 품번</w:t>
             </w:r>
           </w:p>
         </w:tc>
@@ -1151,7 +1201,7 @@
                 <w:rFonts w:ascii="맑은 고딕" w:hAnsi="맑은 고딕" w:eastAsia="맑은 고딕"/>
                 <w:sz w:val="19"/>
               </w:rPr>
-              <w:t>AI</w:t>
+              <w:t>계획</w:t>
             </w:r>
           </w:p>
         </w:tc>
@@ -1166,7 +1216,7 @@
                 <w:rFonts w:ascii="맑은 고딕" w:hAnsi="맑은 고딕" w:eastAsia="맑은 고딕"/>
                 <w:sz w:val="19"/>
               </w:rPr>
-              <w:t>계산된 사실만 담은 프롬프트로 유형별 개선대책·담당부서·일정 초안 요청, 답을 표로 읽어 계획에 반영</w:t>
+              <w:t>유형별 기본 대책으로 초안(규칙) → 직접 다듬기. 사내 허용 AI 가 있으면 계산된 사실만 담은 프롬프트로 다듬기(선택)</w:t>
             </w:r>
           </w:p>
         </w:tc>
@@ -1198,7 +1248,7 @@
                 <w:rFonts w:ascii="맑은 고딕" w:hAnsi="맑은 고딕" w:eastAsia="맑은 고딕"/>
                 <w:sz w:val="19"/>
               </w:rPr>
-              <w:t>대시보드, 불량 분석 화면, Master Plan 간트, 추진현황, Excel 보고서</w:t>
+              <w:t>대시보드, 불량 분석, Master Plan 간트, 추진현황, 화면과 같은 모양의 Excel 보고서</w:t>
             </w:r>
           </w:p>
         </w:tc>
@@ -1305,7 +1355,7 @@
                 <w:rFonts w:ascii="맑은 고딕" w:hAnsi="맑은 고딕" w:eastAsia="맑은 고딕"/>
                 <w:sz w:val="19"/>
               </w:rPr>
-              <w:t>Raw data 업로드</w:t>
+              <w:t>불량 등록</w:t>
             </w:r>
           </w:p>
         </w:tc>
@@ -1320,7 +1370,7 @@
                 <w:rFonts w:ascii="맑은 고딕" w:hAnsi="맑은 고딕" w:eastAsia="맑은 고딕"/>
                 <w:sz w:val="19"/>
               </w:rPr>
-              <w:t>Excel·CSV 를 브라우저에서 읽고 열을 자동 연결. 틀리면 직접 고르고, 고른 연결은 다음 파일에 다시 씀</w:t>
+              <w:t>발생일자·협력사·품번·품명·불량유형(8종)·내용·수량·조치를 화면에서 입력. 수정·지우기, 거르기·찾기</w:t>
             </w:r>
           </w:p>
         </w:tc>
@@ -1335,7 +1385,148 @@
                 <w:rFonts w:ascii="맑은 고딕" w:hAnsi="맑은 고딕" w:eastAsia="맑은 고딕"/>
                 <w:sz w:val="19"/>
               </w:rPr>
-              <w:t>MVP</w:t>
+              <w:t>MVP (2차)</w:t>
+            </w:r>
+          </w:p>
+        </w:tc>
+      </w:tr>
+      <w:tr>
+        <w:tc>
+          <w:tcPr>
+            <w:tcW w:type="dxa" w:w="2880"/>
+          </w:tcPr>
+          <w:p>
+            <w:r/>
+            <w:r>
+              <w:rPr>
+                <w:rFonts w:ascii="맑은 고딕" w:hAnsi="맑은 고딕" w:eastAsia="맑은 고딕"/>
+                <w:sz w:val="19"/>
+              </w:rPr>
+              <w:t>엑셀 붙여넣기</w:t>
+            </w:r>
+          </w:p>
+        </w:tc>
+        <w:tc>
+          <w:tcPr>
+            <w:tcW w:type="dxa" w:w="2880"/>
+          </w:tcPr>
+          <w:p>
+            <w:r/>
+            <w:r>
+              <w:rPr>
+                <w:rFonts w:ascii="맑은 고딕" w:hAnsi="맑은 고딕" w:eastAsia="맑은 고딕"/>
+                <w:sz w:val="19"/>
+              </w:rPr>
+              <w:t>엑셀에서 복사한 표를 붙여 넣으면 열 이름(또는 정한 순서)으로 읽어 미리 보고 넣기</w:t>
+            </w:r>
+          </w:p>
+        </w:tc>
+        <w:tc>
+          <w:tcPr>
+            <w:tcW w:type="dxa" w:w="2880"/>
+          </w:tcPr>
+          <w:p>
+            <w:r/>
+            <w:r>
+              <w:rPr>
+                <w:rFonts w:ascii="맑은 고딕" w:hAnsi="맑은 고딕" w:eastAsia="맑은 고딕"/>
+                <w:sz w:val="19"/>
+              </w:rPr>
+              <w:t>MVP (2차)</w:t>
+            </w:r>
+          </w:p>
+        </w:tc>
+      </w:tr>
+      <w:tr>
+        <w:tc>
+          <w:tcPr>
+            <w:tcW w:type="dxa" w:w="2880"/>
+          </w:tcPr>
+          <w:p>
+            <w:r/>
+            <w:r>
+              <w:rPr>
+                <w:rFonts w:ascii="맑은 고딕" w:hAnsi="맑은 고딕" w:eastAsia="맑은 고딕"/>
+                <w:sz w:val="19"/>
+              </w:rPr>
+              <w:t>백업·복원</w:t>
+            </w:r>
+          </w:p>
+        </w:tc>
+        <w:tc>
+          <w:tcPr>
+            <w:tcW w:type="dxa" w:w="2880"/>
+          </w:tcPr>
+          <w:p>
+            <w:r/>
+            <w:r>
+              <w:rPr>
+                <w:rFonts w:ascii="맑은 고딕" w:hAnsi="맑은 고딕" w:eastAsia="맑은 고딕"/>
+                <w:sz w:val="19"/>
+              </w:rPr>
+              <w:t>JSON(전부)·엑셀(불량 목록) 백업과 복원 — 사내 공유 폴더로 주고받기</w:t>
+            </w:r>
+          </w:p>
+        </w:tc>
+        <w:tc>
+          <w:tcPr>
+            <w:tcW w:type="dxa" w:w="2880"/>
+          </w:tcPr>
+          <w:p>
+            <w:r/>
+            <w:r>
+              <w:rPr>
+                <w:rFonts w:ascii="맑은 고딕" w:hAnsi="맑은 고딕" w:eastAsia="맑은 고딕"/>
+                <w:sz w:val="19"/>
+              </w:rPr>
+              <w:t>MVP (2차)</w:t>
+            </w:r>
+          </w:p>
+        </w:tc>
+      </w:tr>
+      <w:tr>
+        <w:tc>
+          <w:tcPr>
+            <w:tcW w:type="dxa" w:w="2880"/>
+          </w:tcPr>
+          <w:p>
+            <w:r/>
+            <w:r>
+              <w:rPr>
+                <w:rFonts w:ascii="맑은 고딕" w:hAnsi="맑은 고딕" w:eastAsia="맑은 고딕"/>
+                <w:sz w:val="19"/>
+              </w:rPr>
+              <w:t>파일 업로드</w:t>
+            </w:r>
+          </w:p>
+        </w:tc>
+        <w:tc>
+          <w:tcPr>
+            <w:tcW w:type="dxa" w:w="2880"/>
+          </w:tcPr>
+          <w:p>
+            <w:r/>
+            <w:r>
+              <w:rPr>
+                <w:rFonts w:ascii="맑은 고딕" w:hAnsi="맑은 고딕" w:eastAsia="맑은 고딕"/>
+                <w:sz w:val="19"/>
+              </w:rPr>
+              <w:t>Excel·CSV 를 브라우저에서 읽고 열을 자동 연결 (파일이 있을 때만)</w:t>
+            </w:r>
+          </w:p>
+        </w:tc>
+        <w:tc>
+          <w:tcPr>
+            <w:tcW w:type="dxa" w:w="2880"/>
+          </w:tcPr>
+          <w:p>
+            <w:r/>
+            <w:r>
+              <w:rPr>
+                <w:rFonts w:ascii="맑은 고딕" w:hAnsi="맑은 고딕" w:eastAsia="맑은 고딕"/>
+                <w:sz w:val="19"/>
+              </w:rPr>
+              <w:t>선택</w:t>
             </w:r>
           </w:p>
         </w:tc>
@@ -1367,7 +1558,7 @@
                 <w:rFonts w:ascii="맑은 고딕" w:hAnsi="맑은 고딕" w:eastAsia="맑은 고딕"/>
                 <w:sz w:val="19"/>
               </w:rPr>
-              <w:t>문제점 글에 든 키워드로 유형을 나눔. 사전은 설정에서 고치고, 행마다 사람이 고른 유형이 먼저</w:t>
+              <w:t>8종. 고른 유형 → 유형 칸 → 내용 키워드 순. 사전은 설정에서 고침</w:t>
             </w:r>
           </w:p>
         </w:tc>
@@ -1540,7 +1731,7 @@
                 <w:rFonts w:ascii="맑은 고딕" w:hAnsi="맑은 고딕" w:eastAsia="맑은 고딕"/>
                 <w:sz w:val="19"/>
               </w:rPr>
-              <w:t>AI 개선대책 구체화</w:t>
+              <w:t>AI 개선대책 다듬기</w:t>
             </w:r>
           </w:p>
         </w:tc>
@@ -1555,7 +1746,7 @@
                 <w:rFonts w:ascii="맑은 고딕" w:hAnsi="맑은 고딕" w:eastAsia="맑은 고딕"/>
                 <w:sz w:val="19"/>
               </w:rPr>
-              <w:t>사실만 담은 프롬프트(협력사·품번은 별칭) → 답 붙여 넣기 → 표로 읽어 반영. 선택: OpenAI 호환 서버로 자동 보내기</w:t>
+              <w:t>사내 허용 AI 가 있을 때만. 사실만 담은 프롬프트(협력사·품번은 별칭) → 답 붙여 넣기 → 표로 읽어 반영. 선택: 사내 OpenAI 호환 서버로 자동 보내기</w:t>
             </w:r>
           </w:p>
         </w:tc>
@@ -1570,7 +1761,7 @@
                 <w:rFonts w:ascii="맑은 고딕" w:hAnsi="맑은 고딕" w:eastAsia="맑은 고딕"/>
                 <w:sz w:val="19"/>
               </w:rPr>
-              <w:t>MVP(반자동)</w:t>
+              <w:t>선택</w:t>
             </w:r>
           </w:p>
         </w:tc>
@@ -1696,7 +1887,7 @@
                 <w:rFonts w:ascii="맑은 고딕" w:hAnsi="맑은 고딕" w:eastAsia="맑은 고딕"/>
                 <w:sz w:val="19"/>
               </w:rPr>
-              <w:t>요약 · Master Plan(주차 칸) · 개선대책 상세 · 불량 상세 · 확정 이력</w:t>
+              <w:t>화면 그대로 6시트 — 요약 · 불량 목록 · 유형별·협력사별 집계 · Master Plan · 간트 일정 · 확정 이력. 머리글 굵게·열 폭·날짜 형식·상태 색·틀 고정</w:t>
             </w:r>
           </w:p>
         </w:tc>
@@ -1711,7 +1902,7 @@
                 <w:rFonts w:ascii="맑은 고딕" w:hAnsi="맑은 고딕" w:eastAsia="맑은 고딕"/>
                 <w:sz w:val="19"/>
               </w:rPr>
-              <w:t>MVP (양식은 10장 ③ 받은 뒤 맞춤)</w:t>
+              <w:t>MVP (2차)</w:t>
             </w:r>
           </w:p>
         </w:tc>
@@ -1728,7 +1919,7 @@
                 <w:rFonts w:ascii="맑은 고딕" w:hAnsi="맑은 고딕" w:eastAsia="맑은 고딕"/>
                 <w:sz w:val="19"/>
               </w:rPr>
-              <w:t>사외망 접속·공유</w:t>
+              <w:t>사내망 사용</w:t>
             </w:r>
           </w:p>
         </w:tc>
@@ -1743,7 +1934,7 @@
                 <w:rFonts w:ascii="맑은 고딕" w:hAnsi="맑은 고딕" w:eastAsia="맑은 고딕"/>
                 <w:sz w:val="19"/>
               </w:rPr>
-              <w:t>로그인, 팀·협력사 공유 DB, 협력사별 권한</w:t>
+              <w:t>외부 서버·CDN 없이 동작, 폴더째 사내 공유 드라이브·사내 웹서버에 두고 index.html 열기</w:t>
             </w:r>
           </w:p>
         </w:tc>
@@ -1758,54 +1949,7 @@
                 <w:rFonts w:ascii="맑은 고딕" w:hAnsi="맑은 고딕" w:eastAsia="맑은 고딕"/>
                 <w:sz w:val="19"/>
               </w:rPr>
-              <w:t>확장(2단계)</w:t>
-            </w:r>
-          </w:p>
-        </w:tc>
-      </w:tr>
-      <w:tr>
-        <w:tc>
-          <w:tcPr>
-            <w:tcW w:type="dxa" w:w="2880"/>
-          </w:tcPr>
-          <w:p>
-            <w:r/>
-            <w:r>
-              <w:rPr>
-                <w:rFonts w:ascii="맑은 고딕" w:hAnsi="맑은 고딕" w:eastAsia="맑은 고딕"/>
-                <w:sz w:val="19"/>
-              </w:rPr>
-              <w:t>협력사 품질 포털</w:t>
-            </w:r>
-          </w:p>
-        </w:tc>
-        <w:tc>
-          <w:tcPr>
-            <w:tcW w:type="dxa" w:w="2880"/>
-          </w:tcPr>
-          <w:p>
-            <w:r/>
-            <w:r>
-              <w:rPr>
-                <w:rFonts w:ascii="맑은 고딕" w:hAnsi="맑은 고딕" w:eastAsia="맑은 고딕"/>
-                <w:sz w:val="19"/>
-              </w:rPr>
-              <w:t>같은 수강생의 과제 02(APQP 서류 정합성 검증)와 한 포털의 메뉴로 묶기</w:t>
-            </w:r>
-          </w:p>
-        </w:tc>
-        <w:tc>
-          <w:tcPr>
-            <w:tcW w:type="dxa" w:w="2880"/>
-          </w:tcPr>
-          <w:p>
-            <w:r/>
-            <w:r>
-              <w:rPr>
-                <w:rFonts w:ascii="맑은 고딕" w:hAnsi="맑은 고딕" w:eastAsia="맑은 고딕"/>
-                <w:sz w:val="19"/>
-              </w:rPr>
-              <w:t>확장(2단계)</w:t>
+              <w:t>MVP (2차)</w:t>
             </w:r>
           </w:p>
         </w:tc>
@@ -1843,14 +1987,14 @@
           <w:b/>
           <w:sz w:val="21"/>
         </w:rPr>
-        <w:t>공정불량 분석 도구(브라우저)</w:t>
+        <w:t>공정불량 등록·분석 도구(브라우저)</w:t>
       </w:r>
       <w:r>
         <w:rPr>
           <w:rFonts w:ascii="맑은 고딕" w:hAnsi="맑은 고딕" w:eastAsia="맑은 고딕"/>
           <w:sz w:val="21"/>
         </w:rPr>
-        <w:t xml:space="preserve"> — 업로드, 유형 분류, 협력사별 현황, 개선 필요 항목</w:t>
+        <w:t xml:space="preserve"> — 화면 입력·붙여넣기, 불량유형 8종 분류, 협력사별 현황, 개선 필요 항목</w:t>
       </w:r>
     </w:p>
     <w:p>
@@ -1870,14 +2014,14 @@
           <w:b/>
           <w:sz w:val="21"/>
         </w:rPr>
-        <w:t>Master Plan 초안과 AI 구체화</w:t>
+        <w:t>Master Plan 초안</w:t>
       </w:r>
       <w:r>
         <w:rPr>
           <w:rFonts w:ascii="맑은 고딕" w:hAnsi="맑은 고딕" w:eastAsia="맑은 고딕"/>
           <w:sz w:val="21"/>
         </w:rPr>
-        <w:t xml:space="preserve"> — 유형별 개선대책·담당부서·추진 일정</w:t>
+        <w:t xml:space="preserve"> — 유형별 개선대책·담당부서·추진 일정(규칙), 사내 허용 AI 로 다듬기(선택)</w:t>
       </w:r>
     </w:p>
     <w:p>
@@ -1931,7 +2075,7 @@
           <w:rFonts w:ascii="맑은 고딕" w:hAnsi="맑은 고딕" w:eastAsia="맑은 고딕"/>
           <w:sz w:val="21"/>
         </w:rPr>
-        <w:t xml:space="preserve"> — 확정 Master Plan 과 개선대책 상세</w:t>
+        <w:t xml:space="preserve"> — 화면과 같은 모양의 6시트</w:t>
       </w:r>
     </w:p>
     <w:p>
@@ -1951,14 +2095,14 @@
           <w:b/>
           <w:sz w:val="21"/>
         </w:rPr>
-        <w:t>공유·사외망 접속</w:t>
+        <w:t>사내망 배포 안내</w:t>
       </w:r>
       <w:r>
         <w:rPr>
           <w:rFonts w:ascii="맑은 고딕" w:hAnsi="맑은 고딕" w:eastAsia="맑은 고딕"/>
           <w:sz w:val="21"/>
         </w:rPr>
-        <w:t xml:space="preserve"> — 2단계</w:t>
+        <w:t xml:space="preserve"> — 폴더째 두고 index.html 열기, 백업 파일로 공유</w:t>
       </w:r>
     </w:p>
     <w:p>
@@ -2175,13 +2319,6 @@
       <w:r>
         <w:rPr>
           <w:rFonts w:ascii="맑은 고딕" w:hAnsi="맑은 고딕" w:eastAsia="맑은 고딕"/>
-          <w:sz w:val="21"/>
-        </w:rPr>
-        <w:t xml:space="preserve">1단계는 </w:t>
-      </w:r>
-      <w:r>
-        <w:rPr>
-          <w:rFonts w:ascii="맑은 고딕" w:hAnsi="맑은 고딕" w:eastAsia="맑은 고딕"/>
           <w:b/>
           <w:sz w:val="21"/>
         </w:rPr>
@@ -2192,7 +2329,22 @@
           <w:rFonts w:ascii="맑은 고딕" w:hAnsi="맑은 고딕" w:eastAsia="맑은 고딕"/>
           <w:sz w:val="21"/>
         </w:rPr>
-        <w:t>입니다. Excel 을 브라우저 안에서만 읽고 계산하므로 협력사 공정불량 데이터가 밖으로 나가지 않습니다. 분류·집계·규칙·간트는 AI 없이 동작합니다.</w:t>
+        <w:t xml:space="preserve">입니다. 입력·분류·집계·규칙·간트·Excel 출력이 모두 브라우저 안에서 끝나고, 외부 서버·CDN 을 부르지 않습니다(엑셀 읽기·쓰기 SheetJS 도 폴더 안 </w:t>
+      </w:r>
+      <w:r>
+        <w:rPr>
+          <w:rFonts w:ascii="맑은 고딕" w:hAnsi="맑은 고딕" w:eastAsia="맑은 고딕"/>
+          <w:color w:val="174A84"/>
+          <w:sz w:val="21"/>
+        </w:rPr>
+        <w:t>vendor/</w:t>
+      </w:r>
+      <w:r>
+        <w:rPr>
+          <w:rFonts w:ascii="맑은 고딕" w:hAnsi="맑은 고딕" w:eastAsia="맑은 고딕"/>
+          <w:sz w:val="21"/>
+        </w:rPr>
+        <w:t>). AI 없이 전부 동작합니다.</w:t>
       </w:r>
     </w:p>
     <w:p>
@@ -2202,9 +2354,52 @@
       <w:r>
         <w:rPr>
           <w:rFonts w:ascii="맑은 고딕" w:hAnsi="맑은 고딕" w:eastAsia="맑은 고딕"/>
+          <w:b/>
           <w:sz w:val="21"/>
         </w:rPr>
-        <w:t xml:space="preserve">AI 에는 </w:t>
+        <w:t>사내망 배포</w:t>
+      </w:r>
+      <w:r>
+        <w:rPr>
+          <w:rFonts w:ascii="맑은 고딕" w:hAnsi="맑은 고딕" w:eastAsia="맑은 고딕"/>
+          <w:sz w:val="21"/>
+        </w:rPr>
+        <w:t xml:space="preserve">: 폴더를 통째로 사내 공유 드라이브나 사내 웹서버의 정적 폴더에 두고 </w:t>
+      </w:r>
+      <w:r>
+        <w:rPr>
+          <w:rFonts w:ascii="맑은 고딕" w:hAnsi="맑은 고딕" w:eastAsia="맑은 고딕"/>
+          <w:color w:val="174A84"/>
+          <w:sz w:val="21"/>
+        </w:rPr>
+        <w:t>index.html</w:t>
+      </w:r>
+      <w:r>
+        <w:rPr>
+          <w:rFonts w:ascii="맑은 고딕" w:hAnsi="맑은 고딕" w:eastAsia="맑은 고딕"/>
+          <w:sz w:val="21"/>
+        </w:rPr>
+        <w:t xml:space="preserve"> 을 엽니다. 데이터는 각 PC 브라우저에만 저장되므로, 팀이 같은 자료를 보려면 「백업·복원」의 JSON·엑셀 파일을 사내 공유 폴더로 주고받습니다. 공유 DB·로그인은 외부 클라우드가 필요해 사내망 전용 조건(10장 ④)에서는 두지 않습니다.</w:t>
+      </w:r>
+    </w:p>
+    <w:p>
+      <w:pPr>
+        <w:pStyle w:val="ListBullet"/>
+      </w:pPr>
+      <w:r>
+        <w:rPr>
+          <w:rFonts w:ascii="맑은 고딕" w:hAnsi="맑은 고딕" w:eastAsia="맑은 고딕"/>
+          <w:b/>
+          <w:sz w:val="21"/>
+        </w:rPr>
+        <w:t>AI 는 선택</w:t>
+      </w:r>
+      <w:r>
+        <w:rPr>
+          <w:rFonts w:ascii="맑은 고딕" w:hAnsi="맑은 고딕" w:eastAsia="맑은 고딕"/>
+          <w:sz w:val="21"/>
+        </w:rPr>
+        <w:t xml:space="preserve">입니다. 사내에서 쓰도록 허용된 AI 가 있을 때만 쓰고, 그때도 </w:t>
       </w:r>
       <w:r>
         <w:rPr>
@@ -2219,7 +2414,7 @@
           <w:rFonts w:ascii="맑은 고딕" w:hAnsi="맑은 고딕" w:eastAsia="맑은 고딕"/>
           <w:sz w:val="21"/>
         </w:rPr>
-        <w:t xml:space="preserve"> 보내고, </w:t>
+        <w:t xml:space="preserve"> 보내며 </w:t>
       </w:r>
       <w:r>
         <w:rPr>
@@ -2235,26 +2430,6 @@
           <w:sz w:val="21"/>
         </w:rPr>
         <w:t xml:space="preserve"> 대응표는 브라우저에만 있고, AI 답의 별칭은 원래 이름으로 되돌립니다.</w:t>
-      </w:r>
-    </w:p>
-    <w:p>
-      <w:pPr>
-        <w:pStyle w:val="ListBullet"/>
-      </w:pPr>
-      <w:r>
-        <w:rPr>
-          <w:rFonts w:ascii="맑은 고딕" w:hAnsi="맑은 고딕" w:eastAsia="맑은 고딕"/>
-          <w:b/>
-          <w:sz w:val="21"/>
-        </w:rPr>
-        <w:t>사외망</w:t>
-      </w:r>
-      <w:r>
-        <w:rPr>
-          <w:rFonts w:ascii="맑은 고딕" w:hAnsi="맑은 고딕" w:eastAsia="맑은 고딕"/>
-          <w:sz w:val="21"/>
-        </w:rPr>
-        <w:t>: GitHub Pages 에 올린 도구는 사외망·휴대폰에서도 열립니다. 다만 데이터는 각 브라우저에만 저장되므로, 여러 사람이 같은 Master Plan 을 보려면 2단계의 공유 DB(Supabase)와 로그인이 필요합니다. 협력사도 보는지에 따라 권한 설계가 달라집니다(10장 ④).</w:t>
       </w:r>
     </w:p>
     <w:p>
@@ -2282,31 +2457,7 @@
           <w:color w:val="13274B"/>
           <w:sz w:val="24"/>
         </w:rPr>
-        <w:t>1단계 — 지금 바로 개발 가능한 부분</w:t>
-      </w:r>
-    </w:p>
-    <w:p>
-      <w:r>
-        <w:rPr>
-          <w:rFonts w:ascii="맑은 고딕" w:hAnsi="맑은 고딕" w:eastAsia="맑은 고딕"/>
-          <w:sz w:val="21"/>
-        </w:rPr>
-        <w:t xml:space="preserve">Raw data 가 없어도 </w:t>
-      </w:r>
-      <w:r>
-        <w:rPr>
-          <w:rFonts w:ascii="맑은 고딕" w:hAnsi="맑은 고딕" w:eastAsia="맑은 고딕"/>
-          <w:b/>
-          <w:sz w:val="21"/>
-        </w:rPr>
-        <w:t>제출 원문의 열 5개(발생일자·품명·품번·문제점·협력사)만으로</w:t>
-      </w:r>
-      <w:r>
-        <w:rPr>
-          <w:rFonts w:ascii="맑은 고딕" w:hAnsi="맑은 고딕" w:eastAsia="맑은 고딕"/>
-          <w:sz w:val="21"/>
-        </w:rPr>
-        <w:t xml:space="preserve"> 흐름 전체를 만들 수 있습니다. 가상 데이터로 먼저 만들고, 실제 파일을 받으면 열 연결·분류 사전·규칙 기준만 맞춥니다.</w:t>
+        <w:t>1단계 — 가상 데이터로 흐름 전체 (2026-10-20, 완료)</w:t>
       </w:r>
     </w:p>
     <w:p>
@@ -2330,31 +2481,7 @@
           <w:rFonts w:ascii="맑은 고딕" w:hAnsi="맑은 고딕" w:eastAsia="맑은 고딕"/>
           <w:sz w:val="21"/>
         </w:rPr>
-        <w:t>키워드 사전 기반 불량유형 분류(설정에서 고침), 행별 직접 지정</w:t>
-      </w:r>
-    </w:p>
-    <w:p>
-      <w:pPr>
-        <w:pStyle w:val="ListBullet"/>
-      </w:pPr>
-      <w:r>
-        <w:rPr>
-          <w:rFonts w:ascii="맑은 고딕" w:hAnsi="맑은 고딕" w:eastAsia="맑은 고딕"/>
-          <w:sz w:val="21"/>
-        </w:rPr>
-        <w:t>협력사별 건수·유형 파레토·월별 추이·협력사×유형 교차표·반복 품번</w:t>
-      </w:r>
-    </w:p>
-    <w:p>
-      <w:pPr>
-        <w:pStyle w:val="ListBullet"/>
-      </w:pPr>
-      <w:r>
-        <w:rPr>
-          <w:rFonts w:ascii="맑은 고딕" w:hAnsi="맑은 고딕" w:eastAsia="맑은 고딕"/>
-          <w:sz w:val="21"/>
-        </w:rPr>
-        <w:t>개선 필요 항목 규칙(반복 발생·증가 추세·반복 품번, 기준값 사용자 설정)</w:t>
+        <w:t>키워드 사전 기반 불량유형 분류, 협력사별 건수·파레토·월별 추이·교차표·반복 품번, 개선 필요 항목 규칙</w:t>
       </w:r>
     </w:p>
     <w:p>
@@ -2378,31 +2505,7 @@
           <w:rFonts w:ascii="맑은 고딕" w:hAnsi="맑은 고딕" w:eastAsia="맑은 고딕"/>
           <w:sz w:val="21"/>
         </w:rPr>
-        <w:t>주차·월 간트, 오른쪽 칸 계획·실적 입력, 완료·미완료·보류 색, 계획 확정 버전</w:t>
-      </w:r>
-    </w:p>
-    <w:p>
-      <w:pPr>
-        <w:pStyle w:val="ListBullet"/>
-      </w:pPr>
-      <w:r>
-        <w:rPr>
-          <w:rFonts w:ascii="맑은 고딕" w:hAnsi="맑은 고딕" w:eastAsia="맑은 고딕"/>
-          <w:sz w:val="21"/>
-        </w:rPr>
-        <w:t>추진현황(전체 협력사, 지연 표시), Excel 보고서 5시트, JSON 백업</w:t>
-      </w:r>
-    </w:p>
-    <w:p>
-      <w:pPr>
-        <w:pStyle w:val="ListBullet"/>
-      </w:pPr>
-      <w:r>
-        <w:rPr>
-          <w:rFonts w:ascii="맑은 고딕" w:hAnsi="맑은 고딕" w:eastAsia="맑은 고딕"/>
-          <w:sz w:val="21"/>
-        </w:rPr>
-        <w:t>가상 데이터에는 일부러 증가 추세(협력사 C 용접 균열)·반복 품번·미분류 문제점을 넣어 규칙이 제대로 잡는지 확인합니다.</w:t>
+        <w:t>주차·월 간트, 오른쪽 칸 계획·실적 입력, 상태 색, 계획 확정 버전, 추진현황, Excel 보고서, JSON 백업</w:t>
       </w:r>
     </w:p>
     <w:p>
@@ -2416,43 +2519,7 @@
           <w:color w:val="13274B"/>
           <w:sz w:val="24"/>
         </w:rPr>
-        <w:t>2단계</w:t>
-      </w:r>
-    </w:p>
-    <w:p>
-      <w:pPr>
-        <w:pStyle w:val="ListBullet"/>
-      </w:pPr>
-      <w:r>
-        <w:rPr>
-          <w:rFonts w:ascii="맑은 고딕" w:hAnsi="맑은 고딕" w:eastAsia="맑은 고딕"/>
-          <w:sz w:val="21"/>
-        </w:rPr>
-        <w:t>실제 Raw data 로 열 연결·분류 사전 보정, 불량유형 코드표·담당부서 목록 반영</w:t>
-      </w:r>
-    </w:p>
-    <w:p>
-      <w:pPr>
-        <w:pStyle w:val="ListBullet"/>
-      </w:pPr>
-      <w:r>
-        <w:rPr>
-          <w:rFonts w:ascii="맑은 고딕" w:hAnsi="맑은 고딕" w:eastAsia="맑은 고딕"/>
-          <w:sz w:val="21"/>
-        </w:rPr>
-        <w:t>현재 Excel 보고서 양식에 맞춘 출력</w:t>
-      </w:r>
-    </w:p>
-    <w:p>
-      <w:pPr>
-        <w:pStyle w:val="ListBullet"/>
-      </w:pPr>
-      <w:r>
-        <w:rPr>
-          <w:rFonts w:ascii="맑은 고딕" w:hAnsi="맑은 고딕" w:eastAsia="맑은 고딕"/>
-          <w:sz w:val="21"/>
-        </w:rPr>
-        <w:t>공유 DB(Supabase)와 로그인 — 사외망에서 팀이 같은 Master Plan 을 보고 실적 입력, 협력사 접속 시 자기 협력사만 보기</w:t>
+        <w:t>2차 반영 — 수강생 답변 (2026-10-21, 완료, 11장)</w:t>
       </w:r>
     </w:p>
     <w:p>
@@ -2465,14 +2532,29 @@
           <w:b/>
           <w:sz w:val="21"/>
         </w:rPr>
-        <w:t>협력사 품질 포털</w:t>
+        <w:t>불량 등록 화면</w:t>
       </w:r>
       <w:r>
         <w:rPr>
           <w:rFonts w:ascii="맑은 고딕" w:hAnsi="맑은 고딕" w:eastAsia="맑은 고딕"/>
           <w:sz w:val="21"/>
         </w:rPr>
-        <w:t>: 같은 수강생의 과제 02(APQP 서류 정합성 검증)와 함께 한 포털의 메뉴로 묶기(협력사 → 공정불량·개선계획 / APQP 서류)</w:t>
+        <w:t xml:space="preserve">(한 건씩 입력·수정·지우기)과 </w:t>
+      </w:r>
+      <w:r>
+        <w:rPr>
+          <w:rFonts w:ascii="맑은 고딕" w:hAnsi="맑은 고딕" w:eastAsia="맑은 고딕"/>
+          <w:b/>
+          <w:sz w:val="21"/>
+        </w:rPr>
+        <w:t>엑셀 붙여넣기</w:t>
+      </w:r>
+      <w:r>
+        <w:rPr>
+          <w:rFonts w:ascii="맑은 고딕" w:hAnsi="맑은 고딕" w:eastAsia="맑은 고딕"/>
+          <w:sz w:val="21"/>
+        </w:rPr>
+        <w:t>를 기본 경로로, 파일 업로드는 선택</w:t>
       </w:r>
     </w:p>
     <w:p>
@@ -2484,7 +2566,74 @@
           <w:rFonts w:ascii="맑은 고딕" w:hAnsi="맑은 고딕" w:eastAsia="맑은 고딕"/>
           <w:sz w:val="21"/>
         </w:rPr>
-        <w:t>지연 활동 알림</w:t>
+        <w:t xml:space="preserve">불량유형 </w:t>
+      </w:r>
+      <w:r>
+        <w:rPr>
+          <w:rFonts w:ascii="맑은 고딕" w:hAnsi="맑은 고딕" w:eastAsia="맑은 고딕"/>
+          <w:b/>
+          <w:sz w:val="21"/>
+        </w:rPr>
+        <w:t>8종</w:t>
+      </w:r>
+      <w:r>
+        <w:rPr>
+          <w:rFonts w:ascii="맑은 고딕" w:hAnsi="맑은 고딕" w:eastAsia="맑은 고딕"/>
+          <w:sz w:val="21"/>
+        </w:rPr>
+        <w:t>으로 교체(사전·키워드·기본 대책·차트·보고서·예시 데이터), 1단계 데이터는 열 때 8종으로 옮김</w:t>
+      </w:r>
+    </w:p>
+    <w:p>
+      <w:pPr>
+        <w:pStyle w:val="ListBullet"/>
+      </w:pPr>
+      <w:r>
+        <w:rPr>
+          <w:rFonts w:ascii="맑은 고딕" w:hAnsi="맑은 고딕" w:eastAsia="맑은 고딕"/>
+          <w:b/>
+          <w:sz w:val="21"/>
+        </w:rPr>
+        <w:t>화면 그대로의 Excel 6시트</w:t>
+      </w:r>
+      <w:r>
+        <w:rPr>
+          <w:rFonts w:ascii="맑은 고딕" w:hAnsi="맑은 고딕" w:eastAsia="맑은 고딕"/>
+          <w:sz w:val="21"/>
+        </w:rPr>
+        <w:t>와 서식(머리글 굵게·열 폭·날짜 형식·상태 색·틀 고정·거르기)</w:t>
+      </w:r>
+    </w:p>
+    <w:p>
+      <w:pPr>
+        <w:pStyle w:val="ListBullet"/>
+      </w:pPr>
+      <w:r>
+        <w:rPr>
+          <w:rFonts w:ascii="맑은 고딕" w:hAnsi="맑은 고딕" w:eastAsia="맑은 고딕"/>
+          <w:b/>
+          <w:sz w:val="21"/>
+        </w:rPr>
+        <w:t>사내망 전용</w:t>
+      </w:r>
+      <w:r>
+        <w:rPr>
+          <w:rFonts w:ascii="맑은 고딕" w:hAnsi="맑은 고딕" w:eastAsia="맑은 고딕"/>
+          <w:sz w:val="21"/>
+        </w:rPr>
+        <w:t xml:space="preserve"> — 외부 요청 0건 확인, AI 는 사내 허용 AI 가 있을 때만 쓰는 선택 기능, 사내망 배포 방법 안내</w:t>
+      </w:r>
+    </w:p>
+    <w:p>
+      <w:pPr>
+        <w:pStyle w:val="ListBullet"/>
+      </w:pPr>
+      <w:r>
+        <w:rPr>
+          <w:rFonts w:ascii="맑은 고딕" w:hAnsi="맑은 고딕" w:eastAsia="맑은 고딕"/>
+          <w:sz w:val="21"/>
+        </w:rPr>
+        <w:t>백업·복원(JSON·엑셀)</w:t>
       </w:r>
     </w:p>
     <w:p>
@@ -2498,7 +2647,7 @@
           <w:color w:val="13274B"/>
           <w:sz w:val="24"/>
         </w:rPr>
-        <w:t>3단계</w:t>
+        <w:t>다음 — 현장 입력으로 다듬기</w:t>
       </w:r>
     </w:p>
     <w:p>
@@ -2510,7 +2659,7 @@
           <w:rFonts w:ascii="맑은 고딕" w:hAnsi="맑은 고딕" w:eastAsia="맑은 고딕"/>
           <w:sz w:val="21"/>
         </w:rPr>
-        <w:t>과거 개선대책서·유효성 결과를 근거로 한 대책 추천(RAG)</w:t>
+        <w:t>실제로 입력해 보며 불량유형 키워드(자동 분류가 틀리는 표현)·기본 대책·담당부서 목록 보정</w:t>
       </w:r>
     </w:p>
     <w:p>
@@ -2522,7 +2671,19 @@
           <w:rFonts w:ascii="맑은 고딕" w:hAnsi="맑은 고딕" w:eastAsia="맑은 고딕"/>
           <w:sz w:val="21"/>
         </w:rPr>
-        <w:t>사내 허용 AI 와 직접 연결해 초안 자동 생성</w:t>
+        <w:t>개선 필요 항목 기준값 확인(10장 ⑤)</w:t>
+      </w:r>
+    </w:p>
+    <w:p>
+      <w:pPr>
+        <w:pStyle w:val="ListBullet"/>
+      </w:pPr>
+      <w:r>
+        <w:rPr>
+          <w:rFonts w:ascii="맑은 고딕" w:hAnsi="맑은 고딕" w:eastAsia="맑은 고딕"/>
+          <w:sz w:val="21"/>
+        </w:rPr>
+        <w:t>사내 허용 AI 가 정해지면 그 주소로 자동 보내기 연결 확인</w:t>
       </w:r>
     </w:p>
     <w:p>
@@ -2556,7 +2717,7 @@
           <w:rFonts w:ascii="맑은 고딕" w:hAnsi="맑은 고딕" w:eastAsia="맑은 고딕"/>
           <w:sz w:val="21"/>
         </w:rPr>
-        <w:t xml:space="preserve"> — 업로드하면 협력사별 유형 분류·현황·개선 필요 항목이 바로 나옵니다.</w:t>
+        <w:t xml:space="preserve"> — 입력하거나 붙여 넣으면 협력사별 유형 분류·현황·개선 필요 항목이 바로 나옵니다.</w:t>
       </w:r>
     </w:p>
     <w:p>
@@ -2596,7 +2757,7 @@
           <w:rFonts w:ascii="맑은 고딕" w:hAnsi="맑은 고딕" w:eastAsia="맑은 고딕"/>
           <w:sz w:val="21"/>
         </w:rPr>
-        <w:t xml:space="preserve"> — 유형별 기본 대책과 AI 초안에서 시작합니다.</w:t>
+        <w:t xml:space="preserve"> — 유형별 기본 대책 초안에서 시작합니다.</w:t>
       </w:r>
     </w:p>
     <w:p>
@@ -2616,7 +2777,7 @@
           <w:rFonts w:ascii="맑은 고딕" w:hAnsi="맑은 고딕" w:eastAsia="맑은 고딕"/>
           <w:sz w:val="21"/>
         </w:rPr>
-        <w:t xml:space="preserve"> — 간트와 상태 색으로 지연·보류가 한눈에 보이고, 확정본과 보고서가 같은 데이터에서 나옵니다.</w:t>
+        <w:t xml:space="preserve"> — 간트와 상태 색으로 지연·보류가 한눈에 보이고, 화면과 Excel 보고서가 같은 데이터·같은 모양으로 나옵니다.</w:t>
       </w:r>
     </w:p>
     <w:p>
@@ -2648,7 +2809,423 @@
           <w:rFonts w:ascii="맑은 고딕" w:hAnsi="맑은 고딕" w:eastAsia="맑은 고딕"/>
           <w:sz w:val="21"/>
         </w:rPr>
-        <w:t>패들릿 댓글로 요청드린 것입니다. 받으면 1단계 도구의 열 연결·사전·보고서를 맞춥니다.</w:t>
+        <w:t>패들릿 댓글로 요청드린 것과 받은 답입니다(2026-10-21). 반영 내용은 11장에 있습니다.</w:t>
+      </w:r>
+    </w:p>
+    <w:tbl>
+      <w:tblPr>
+        <w:tblStyle w:val="TableGrid"/>
+        <w:tblW w:type="auto" w:w="0"/>
+        <w:jc w:val="center"/>
+        <w:tblLook w:firstColumn="1" w:firstRow="1" w:lastColumn="0" w:lastRow="0" w:noHBand="0" w:noVBand="1" w:val="04A0"/>
+      </w:tblPr>
+      <w:tblGrid>
+        <w:gridCol w:w="2160"/>
+        <w:gridCol w:w="2160"/>
+        <w:gridCol w:w="2160"/>
+        <w:gridCol w:w="2160"/>
+      </w:tblGrid>
+      <w:tr>
+        <w:tc>
+          <w:tcPr>
+            <w:tcW w:type="dxa" w:w="2160"/>
+          </w:tcPr>
+          <w:p>
+            <w:r>
+              <w:rPr>
+                <w:b/>
+              </w:rPr>
+            </w:r>
+            <w:r>
+              <w:rPr>
+                <w:rFonts w:ascii="맑은 고딕" w:hAnsi="맑은 고딕" w:eastAsia="맑은 고딕"/>
+                <w:b/>
+                <w:sz w:val="19"/>
+              </w:rPr>
+              <w:t>번호</w:t>
+            </w:r>
+          </w:p>
+        </w:tc>
+        <w:tc>
+          <w:tcPr>
+            <w:tcW w:type="dxa" w:w="2160"/>
+          </w:tcPr>
+          <w:p>
+            <w:r>
+              <w:rPr>
+                <w:b/>
+              </w:rPr>
+            </w:r>
+            <w:r>
+              <w:rPr>
+                <w:rFonts w:ascii="맑은 고딕" w:hAnsi="맑은 고딕" w:eastAsia="맑은 고딕"/>
+                <w:b/>
+                <w:sz w:val="19"/>
+              </w:rPr>
+              <w:t>요청한 것</w:t>
+            </w:r>
+          </w:p>
+        </w:tc>
+        <w:tc>
+          <w:tcPr>
+            <w:tcW w:type="dxa" w:w="2160"/>
+          </w:tcPr>
+          <w:p>
+            <w:r>
+              <w:rPr>
+                <w:b/>
+              </w:rPr>
+            </w:r>
+            <w:r>
+              <w:rPr>
+                <w:rFonts w:ascii="맑은 고딕" w:hAnsi="맑은 고딕" w:eastAsia="맑은 고딕"/>
+                <w:b/>
+                <w:sz w:val="19"/>
+              </w:rPr>
+              <w:t>받은 답</w:t>
+            </w:r>
+          </w:p>
+        </w:tc>
+        <w:tc>
+          <w:tcPr>
+            <w:tcW w:type="dxa" w:w="2160"/>
+          </w:tcPr>
+          <w:p>
+            <w:r>
+              <w:rPr>
+                <w:b/>
+              </w:rPr>
+            </w:r>
+            <w:r>
+              <w:rPr>
+                <w:rFonts w:ascii="맑은 고딕" w:hAnsi="맑은 고딕" w:eastAsia="맑은 고딕"/>
+                <w:b/>
+                <w:sz w:val="19"/>
+              </w:rPr>
+              <w:t>반영</w:t>
+            </w:r>
+          </w:p>
+        </w:tc>
+      </w:tr>
+      <w:tr>
+        <w:tc>
+          <w:tcPr>
+            <w:tcW w:type="dxa" w:w="2160"/>
+          </w:tcPr>
+          <w:p>
+            <w:r/>
+            <w:r>
+              <w:rPr>
+                <w:rFonts w:ascii="맑은 고딕" w:hAnsi="맑은 고딕" w:eastAsia="맑은 고딕"/>
+                <w:sz w:val="19"/>
+              </w:rPr>
+              <w:t>①</w:t>
+            </w:r>
+          </w:p>
+        </w:tc>
+        <w:tc>
+          <w:tcPr>
+            <w:tcW w:type="dxa" w:w="2160"/>
+          </w:tcPr>
+          <w:p>
+            <w:r/>
+            <w:r>
+              <w:rPr>
+                <w:rFonts w:ascii="맑은 고딕" w:hAnsi="맑은 고딕" w:eastAsia="맑은 고딕"/>
+                <w:sz w:val="19"/>
+              </w:rPr>
+              <w:t>Raw data 엑셀 20~30행</w:t>
+            </w:r>
+          </w:p>
+        </w:tc>
+        <w:tc>
+          <w:tcPr>
+            <w:tcW w:type="dxa" w:w="2160"/>
+          </w:tcPr>
+          <w:p>
+            <w:r/>
+            <w:r>
+              <w:rPr>
+                <w:rFonts w:ascii="맑은 고딕" w:hAnsi="맑은 고딕" w:eastAsia="맑은 고딕"/>
+                <w:sz w:val="19"/>
+              </w:rPr>
+              <w:t>데이터 파일 업로드는 어려울 것 같습니다.</w:t>
+            </w:r>
+          </w:p>
+        </w:tc>
+        <w:tc>
+          <w:tcPr>
+            <w:tcW w:type="dxa" w:w="2160"/>
+          </w:tcPr>
+          <w:p>
+            <w:r/>
+            <w:r>
+              <w:rPr>
+                <w:rFonts w:ascii="맑은 고딕" w:hAnsi="맑은 고딕" w:eastAsia="맑은 고딕"/>
+                <w:sz w:val="19"/>
+              </w:rPr>
+              <w:t>화면 입력·엑셀 붙여넣기를 기본 경로로, 업로드는 선택</w:t>
+            </w:r>
+          </w:p>
+        </w:tc>
+      </w:tr>
+      <w:tr>
+        <w:tc>
+          <w:tcPr>
+            <w:tcW w:type="dxa" w:w="2160"/>
+          </w:tcPr>
+          <w:p>
+            <w:r/>
+            <w:r>
+              <w:rPr>
+                <w:rFonts w:ascii="맑은 고딕" w:hAnsi="맑은 고딕" w:eastAsia="맑은 고딕"/>
+                <w:sz w:val="19"/>
+              </w:rPr>
+              <w:t>②</w:t>
+            </w:r>
+          </w:p>
+        </w:tc>
+        <w:tc>
+          <w:tcPr>
+            <w:tcW w:type="dxa" w:w="2160"/>
+          </w:tcPr>
+          <w:p>
+            <w:r/>
+            <w:r>
+              <w:rPr>
+                <w:rFonts w:ascii="맑은 고딕" w:hAnsi="맑은 고딕" w:eastAsia="맑은 고딕"/>
+                <w:sz w:val="19"/>
+              </w:rPr>
+              <w:t>불량유형 분류 기준과 담당부서 목록</w:t>
+            </w:r>
+          </w:p>
+        </w:tc>
+        <w:tc>
+          <w:tcPr>
+            <w:tcW w:type="dxa" w:w="2160"/>
+          </w:tcPr>
+          <w:p>
+            <w:r/>
+            <w:r>
+              <w:rPr>
+                <w:rFonts w:ascii="맑은 고딕" w:hAnsi="맑은 고딕" w:eastAsia="맑은 고딕"/>
+                <w:sz w:val="19"/>
+              </w:rPr>
+              <w:t>1) 위치/치수 2) 간섭/정렬 3) 이종/누락 4) 용접불량 5) 누유/누수 6) 미조임 7) 성능이상 8) 기타</w:t>
+            </w:r>
+          </w:p>
+        </w:tc>
+        <w:tc>
+          <w:tcPr>
+            <w:tcW w:type="dxa" w:w="2160"/>
+          </w:tcPr>
+          <w:p>
+            <w:r/>
+            <w:r>
+              <w:rPr>
+                <w:rFonts w:ascii="맑은 고딕" w:hAnsi="맑은 고딕" w:eastAsia="맑은 고딕"/>
+                <w:sz w:val="19"/>
+              </w:rPr>
+              <w:t>기본 사전 8종으로 교체. 담당부서 목록은 답이 없어 가정 유지</w:t>
+            </w:r>
+          </w:p>
+        </w:tc>
+      </w:tr>
+      <w:tr>
+        <w:tc>
+          <w:tcPr>
+            <w:tcW w:type="dxa" w:w="2160"/>
+          </w:tcPr>
+          <w:p>
+            <w:r/>
+            <w:r>
+              <w:rPr>
+                <w:rFonts w:ascii="맑은 고딕" w:hAnsi="맑은 고딕" w:eastAsia="맑은 고딕"/>
+                <w:sz w:val="19"/>
+              </w:rPr>
+              <w:t>③</w:t>
+            </w:r>
+          </w:p>
+        </w:tc>
+        <w:tc>
+          <w:tcPr>
+            <w:tcW w:type="dxa" w:w="2160"/>
+          </w:tcPr>
+          <w:p>
+            <w:r/>
+            <w:r>
+              <w:rPr>
+                <w:rFonts w:ascii="맑은 고딕" w:hAnsi="맑은 고딕" w:eastAsia="맑은 고딕"/>
+                <w:sz w:val="19"/>
+              </w:rPr>
+              <w:t>지금 쓰시는 Excel 보고서 양식</w:t>
+            </w:r>
+          </w:p>
+        </w:tc>
+        <w:tc>
+          <w:tcPr>
+            <w:tcW w:type="dxa" w:w="2160"/>
+          </w:tcPr>
+          <w:p>
+            <w:r/>
+            <w:r>
+              <w:rPr>
+                <w:rFonts w:ascii="맑은 고딕" w:hAnsi="맑은 고딕" w:eastAsia="맑은 고딕"/>
+                <w:sz w:val="19"/>
+              </w:rPr>
+              <w:t>별도 Excel 보고 양식은 없습니다. 웹에 구성된 양식 그대로 Excel 형식으로 출력만 되면 좋겠습니다.</w:t>
+            </w:r>
+          </w:p>
+        </w:tc>
+        <w:tc>
+          <w:tcPr>
+            <w:tcW w:type="dxa" w:w="2160"/>
+          </w:tcPr>
+          <w:p>
+            <w:r/>
+            <w:r>
+              <w:rPr>
+                <w:rFonts w:ascii="맑은 고딕" w:hAnsi="맑은 고딕" w:eastAsia="맑은 고딕"/>
+                <w:sz w:val="19"/>
+              </w:rPr>
+              <w:t>화면 그대로 6시트 + 서식</w:t>
+            </w:r>
+          </w:p>
+        </w:tc>
+      </w:tr>
+      <w:tr>
+        <w:tc>
+          <w:tcPr>
+            <w:tcW w:type="dxa" w:w="2160"/>
+          </w:tcPr>
+          <w:p>
+            <w:r/>
+            <w:r>
+              <w:rPr>
+                <w:rFonts w:ascii="맑은 고딕" w:hAnsi="맑은 고딕" w:eastAsia="맑은 고딕"/>
+                <w:sz w:val="19"/>
+              </w:rPr>
+              <w:t>④</w:t>
+            </w:r>
+          </w:p>
+        </w:tc>
+        <w:tc>
+          <w:tcPr>
+            <w:tcW w:type="dxa" w:w="2160"/>
+          </w:tcPr>
+          <w:p>
+            <w:r/>
+            <w:r>
+              <w:rPr>
+                <w:rFonts w:ascii="맑은 고딕" w:hAnsi="맑은 고딕" w:eastAsia="맑은 고딕"/>
+                <w:sz w:val="19"/>
+              </w:rPr>
+              <w:t>사외망 접속 조건·외부 클라우드 가능 여부</w:t>
+            </w:r>
+          </w:p>
+        </w:tc>
+        <w:tc>
+          <w:tcPr>
+            <w:tcW w:type="dxa" w:w="2160"/>
+          </w:tcPr>
+          <w:p>
+            <w:r/>
+            <w:r>
+              <w:rPr>
+                <w:rFonts w:ascii="맑은 고딕" w:hAnsi="맑은 고딕" w:eastAsia="맑은 고딕"/>
+                <w:sz w:val="19"/>
+              </w:rPr>
+              <w:t>사내망에서만 사용하려고 합니다.</w:t>
+            </w:r>
+          </w:p>
+        </w:tc>
+        <w:tc>
+          <w:tcPr>
+            <w:tcW w:type="dxa" w:w="2160"/>
+          </w:tcPr>
+          <w:p>
+            <w:r/>
+            <w:r>
+              <w:rPr>
+                <w:rFonts w:ascii="맑은 고딕" w:hAnsi="맑은 고딕" w:eastAsia="맑은 고딕"/>
+                <w:sz w:val="19"/>
+              </w:rPr>
+              <w:t>외부 요청 없이 동작, 사내망 배포 안내, AI 는 사내 허용 AI 가 있을 때만</w:t>
+            </w:r>
+          </w:p>
+        </w:tc>
+      </w:tr>
+      <w:tr>
+        <w:tc>
+          <w:tcPr>
+            <w:tcW w:type="dxa" w:w="2160"/>
+          </w:tcPr>
+          <w:p>
+            <w:r/>
+            <w:r>
+              <w:rPr>
+                <w:rFonts w:ascii="맑은 고딕" w:hAnsi="맑은 고딕" w:eastAsia="맑은 고딕"/>
+                <w:sz w:val="19"/>
+              </w:rPr>
+              <w:t>—</w:t>
+            </w:r>
+          </w:p>
+        </w:tc>
+        <w:tc>
+          <w:tcPr>
+            <w:tcW w:type="dxa" w:w="2160"/>
+          </w:tcPr>
+          <w:p>
+            <w:r/>
+            <w:r>
+              <w:rPr>
+                <w:rFonts w:ascii="맑은 고딕" w:hAnsi="맑은 고딕" w:eastAsia="맑은 고딕"/>
+                <w:sz w:val="19"/>
+              </w:rPr>
+              <w:t>(과제 02 와의 관계)</w:t>
+            </w:r>
+          </w:p>
+        </w:tc>
+        <w:tc>
+          <w:tcPr>
+            <w:tcW w:type="dxa" w:w="2160"/>
+          </w:tcPr>
+          <w:p>
+            <w:r/>
+            <w:r>
+              <w:rPr>
+                <w:rFonts w:ascii="맑은 고딕" w:hAnsi="맑은 고딕" w:eastAsia="맑은 고딕"/>
+                <w:sz w:val="19"/>
+              </w:rPr>
+              <w:t>위 프로젝트만 유지하고, 2번 프로젝트(APQP Smart Review)는 드랍하겠습니다.</w:t>
+            </w:r>
+          </w:p>
+        </w:tc>
+        <w:tc>
+          <w:tcPr>
+            <w:tcW w:type="dxa" w:w="2160"/>
+          </w:tcPr>
+          <w:p>
+            <w:r/>
+            <w:r>
+              <w:rPr>
+                <w:rFonts w:ascii="맑은 고딕" w:hAnsi="맑은 고딕" w:eastAsia="맑은 고딕"/>
+                <w:sz w:val="19"/>
+              </w:rPr>
+              <w:t>「02·07 협력사 품질 포털로 묶기」 계획 삭제</w:t>
+            </w:r>
+          </w:p>
+        </w:tc>
+      </w:tr>
+    </w:tbl>
+    <w:p/>
+    <w:p>
+      <w:r>
+        <w:rPr>
+          <w:rFonts w:ascii="맑은 고딕" w:hAnsi="맑은 고딕" w:eastAsia="맑은 고딕"/>
+          <w:sz w:val="21"/>
+        </w:rPr>
+        <w:t>남은 확인(다음 회차에 여쭐 것):</w:t>
       </w:r>
     </w:p>
     <w:p>
@@ -2660,22 +3237,7 @@
           <w:rFonts w:ascii="맑은 고딕" w:hAnsi="맑은 고딕" w:eastAsia="맑은 고딕"/>
           <w:sz w:val="21"/>
         </w:rPr>
-        <w:t xml:space="preserve">1. </w:t>
-      </w:r>
-      <w:r>
-        <w:rPr>
-          <w:rFonts w:ascii="맑은 고딕" w:hAnsi="맑은 고딕" w:eastAsia="맑은 고딕"/>
-          <w:b/>
-          <w:sz w:val="21"/>
-        </w:rPr>
-        <w:t>Raw data 엑셀 20~30행</w:t>
-      </w:r>
-      <w:r>
-        <w:rPr>
-          <w:rFonts w:ascii="맑은 고딕" w:hAnsi="맑은 고딕" w:eastAsia="맑은 고딕"/>
-          <w:sz w:val="21"/>
-        </w:rPr>
-        <w:t xml:space="preserve"> — 실제 열 이름·시트 구성·날짜 표기를 확인합니다. 협력사명·품번은 가려서 보내셔도 됩니다.</w:t>
+        <w:t>5. 「개선이 필요하다」고 보는 기준 — 지금 시작값: 기간 안 같은 유형 5건 이상 · 최근 3개월이 직전 3개월보다 50% 이상 늘고 3건 이상 · 같은 품번 3건 이상</w:t>
       </w:r>
     </w:p>
     <w:p>
@@ -2687,22 +3249,7 @@
           <w:rFonts w:ascii="맑은 고딕" w:hAnsi="맑은 고딕" w:eastAsia="맑은 고딕"/>
           <w:sz w:val="21"/>
         </w:rPr>
-        <w:t xml:space="preserve">2. </w:t>
-      </w:r>
-      <w:r>
-        <w:rPr>
-          <w:rFonts w:ascii="맑은 고딕" w:hAnsi="맑은 고딕" w:eastAsia="맑은 고딕"/>
-          <w:b/>
-          <w:sz w:val="21"/>
-        </w:rPr>
-        <w:t>불량유형 분류 기준(코드표)과 담당부서 목록</w:t>
-      </w:r>
-      <w:r>
-        <w:rPr>
-          <w:rFonts w:ascii="맑은 고딕" w:hAnsi="맑은 고딕" w:eastAsia="맑은 고딕"/>
-          <w:sz w:val="21"/>
-        </w:rPr>
-        <w:t xml:space="preserve"> — 코드표가 있으면 키워드 사전 대신 그대로 씁니다. 문제점 글만 있다면 지금처럼 키워드로 나눕니다.</w:t>
+        <w:t>6. 대책 담당부서 목록 — 지금 가정: 부품품질팀 · 협력사 · 구매팀 · 생산기술팀 · 설계팀</w:t>
       </w:r>
     </w:p>
     <w:p>
@@ -2714,22 +3261,7 @@
           <w:rFonts w:ascii="맑은 고딕" w:hAnsi="맑은 고딕" w:eastAsia="맑은 고딕"/>
           <w:sz w:val="21"/>
         </w:rPr>
-        <w:t xml:space="preserve">3. </w:t>
-      </w:r>
-      <w:r>
-        <w:rPr>
-          <w:rFonts w:ascii="맑은 고딕" w:hAnsi="맑은 고딕" w:eastAsia="맑은 고딕"/>
-          <w:b/>
-          <w:sz w:val="21"/>
-        </w:rPr>
-        <w:t>지금 쓰시는 Excel 보고서 양식</w:t>
-      </w:r>
-      <w:r>
-        <w:rPr>
-          <w:rFonts w:ascii="맑은 고딕" w:hAnsi="맑은 고딕" w:eastAsia="맑은 고딕"/>
-          <w:sz w:val="21"/>
-        </w:rPr>
-        <w:t xml:space="preserve"> — 확정 Master Plan 보고서를 같은 칸 배치로 내보냅니다.</w:t>
+        <w:t>7. 사내에서 쓰도록 허용된 AI 가 있는지(있다면 OpenAI 호환 주소로 열려 있는지) — 없으면 규칙 초안만 씁니다</w:t>
       </w:r>
     </w:p>
     <w:p>
@@ -2741,57 +3273,379 @@
           <w:rFonts w:ascii="맑은 고딕" w:hAnsi="맑은 고딕" w:eastAsia="맑은 고딕"/>
           <w:sz w:val="21"/>
         </w:rPr>
-        <w:t xml:space="preserve">4. </w:t>
+        <w:t>8. 도장·외관·녹 같은 불량은 「기타」로 두었습니다 — 따로 나누는 유형이 있는지</w:t>
       </w:r>
+    </w:p>
+    <w:p>
+      <w:pPr>
+        <w:pStyle w:val="Heading2"/>
+      </w:pPr>
       <w:r>
         <w:rPr>
           <w:rFonts w:ascii="맑은 고딕" w:hAnsi="맑은 고딕" w:eastAsia="맑은 고딕"/>
           <w:b/>
-          <w:sz w:val="21"/>
+          <w:color w:val="13274B"/>
+          <w:sz w:val="27"/>
         </w:rPr>
-        <w:t>사외망 접속 조건</w:t>
-      </w:r>
-      <w:r>
-        <w:rPr>
-          <w:rFonts w:ascii="맑은 고딕" w:hAnsi="맑은 고딕" w:eastAsia="맑은 고딕"/>
-          <w:sz w:val="21"/>
-        </w:rPr>
-        <w:t xml:space="preserve"> — 팀 안에서만 보는지, 협력사도 접속해 자기 계획·실적을 적는지. 회사 보안 규정상 외부 클라우드(DB)에 협력사 공정불량을 둘 수 있는지.</w:t>
+        <w:t>11. 2차 반영 내용 (v0.2, 2026-10-21)</w:t>
       </w:r>
     </w:p>
-    <w:p>
-      <w:r>
-        <w:rPr>
-          <w:rFonts w:ascii="맑은 고딕" w:hAnsi="맑은 고딕" w:eastAsia="맑은 고딕"/>
-          <w:sz w:val="21"/>
-        </w:rPr>
-        <w:t>추가로 확인하고 싶은 것(답을 받으면 반영):</w:t>
-      </w:r>
-    </w:p>
-    <w:p>
-      <w:pPr>
-        <w:ind w:left="360" w:hanging="280"/>
-      </w:pPr>
-      <w:r>
-        <w:rPr>
-          <w:rFonts w:ascii="맑은 고딕" w:hAnsi="맑은 고딕" w:eastAsia="맑은 고딕"/>
-          <w:sz w:val="21"/>
-        </w:rPr>
-        <w:t>5. 「개선이 필요하다」고 보는 기준(지금 시작값: 기간 안 같은 유형 5건 이상 · 최근 3개월이 직전 3개월보다 50% 이상 늘고 3건 이상 · 같은 품번 3건 이상)</w:t>
-      </w:r>
-    </w:p>
-    <w:p>
-      <w:pPr>
-        <w:ind w:left="360" w:hanging="280"/>
-      </w:pPr>
-      <w:r>
-        <w:rPr>
-          <w:rFonts w:ascii="맑은 고딕" w:hAnsi="맑은 고딕" w:eastAsia="맑은 고딕"/>
-          <w:sz w:val="21"/>
-        </w:rPr>
-        <w:t>6. 외부 AI(ChatGPT 등) 사용 허용 여부, 사내 허용 AI 가 있는지</w:t>
-      </w:r>
-    </w:p>
+    <w:tbl>
+      <w:tblPr>
+        <w:tblStyle w:val="TableGrid"/>
+        <w:tblW w:type="auto" w:w="0"/>
+        <w:jc w:val="center"/>
+        <w:tblLook w:firstColumn="1" w:firstRow="1" w:lastColumn="0" w:lastRow="0" w:noHBand="0" w:noVBand="1" w:val="04A0"/>
+      </w:tblPr>
+      <w:tblGrid>
+        <w:gridCol w:w="2880"/>
+        <w:gridCol w:w="2880"/>
+        <w:gridCol w:w="2880"/>
+      </w:tblGrid>
+      <w:tr>
+        <w:tc>
+          <w:tcPr>
+            <w:tcW w:type="dxa" w:w="2880"/>
+          </w:tcPr>
+          <w:p>
+            <w:r>
+              <w:rPr>
+                <w:b/>
+              </w:rPr>
+            </w:r>
+            <w:r>
+              <w:rPr>
+                <w:rFonts w:ascii="맑은 고딕" w:hAnsi="맑은 고딕" w:eastAsia="맑은 고딕"/>
+                <w:b/>
+                <w:sz w:val="19"/>
+              </w:rPr>
+              <w:t>답변</w:t>
+            </w:r>
+          </w:p>
+        </w:tc>
+        <w:tc>
+          <w:tcPr>
+            <w:tcW w:type="dxa" w:w="2880"/>
+          </w:tcPr>
+          <w:p>
+            <w:r>
+              <w:rPr>
+                <w:b/>
+              </w:rPr>
+            </w:r>
+            <w:r>
+              <w:rPr>
+                <w:rFonts w:ascii="맑은 고딕" w:hAnsi="맑은 고딕" w:eastAsia="맑은 고딕"/>
+                <w:b/>
+                <w:sz w:val="19"/>
+              </w:rPr>
+              <w:t>바꾼 것</w:t>
+            </w:r>
+          </w:p>
+        </w:tc>
+        <w:tc>
+          <w:tcPr>
+            <w:tcW w:type="dxa" w:w="2880"/>
+          </w:tcPr>
+          <w:p>
+            <w:r>
+              <w:rPr>
+                <w:b/>
+              </w:rPr>
+            </w:r>
+            <w:r>
+              <w:rPr>
+                <w:rFonts w:ascii="맑은 고딕" w:hAnsi="맑은 고딕" w:eastAsia="맑은 고딕"/>
+                <w:b/>
+                <w:sz w:val="19"/>
+              </w:rPr>
+              <w:t>확인한 것</w:t>
+            </w:r>
+          </w:p>
+        </w:tc>
+      </w:tr>
+      <w:tr>
+        <w:tc>
+          <w:tcPr>
+            <w:tcW w:type="dxa" w:w="2880"/>
+          </w:tcPr>
+          <w:p>
+            <w:r/>
+            <w:r>
+              <w:rPr>
+                <w:rFonts w:ascii="맑은 고딕" w:hAnsi="맑은 고딕" w:eastAsia="맑은 고딕"/>
+                <w:sz w:val="19"/>
+              </w:rPr>
+              <w:t>① 업로드 어려움</w:t>
+            </w:r>
+          </w:p>
+        </w:tc>
+        <w:tc>
+          <w:tcPr>
+            <w:tcW w:type="dxa" w:w="2880"/>
+          </w:tcPr>
+          <w:p>
+            <w:r/>
+            <w:r>
+              <w:rPr>
+                <w:rFonts w:ascii="맑은 고딕" w:hAnsi="맑은 고딕" w:eastAsia="맑은 고딕"/>
+                <w:sz w:val="19"/>
+              </w:rPr>
+              <w:t xml:space="preserve">왼쪽 메뉴 맨 위에 </w:t>
+            </w:r>
+            <w:r>
+              <w:rPr>
+                <w:rFonts w:ascii="맑은 고딕" w:hAnsi="맑은 고딕" w:eastAsia="맑은 고딕"/>
+                <w:b/>
+                <w:sz w:val="19"/>
+              </w:rPr>
+              <w:t>「불량 등록」</w:t>
+            </w:r>
+            <w:r>
+              <w:rPr>
+                <w:rFonts w:ascii="맑은 고딕" w:hAnsi="맑은 고딕" w:eastAsia="맑은 고딕"/>
+                <w:sz w:val="19"/>
+              </w:rPr>
+              <w:t xml:space="preserve">: 한 건씩 등록(발생일자·협력사·품번·품명·불량유형·수량·내용·조치, 유형을 비우면 내용 키워드로 자동 분류 — 입력 중 미리 보임, 발생일자·협력사는 다음 건을 위해 남김), </w:t>
+            </w:r>
+            <w:r>
+              <w:rPr>
+                <w:rFonts w:ascii="맑은 고딕" w:hAnsi="맑은 고딕" w:eastAsia="맑은 고딕"/>
+                <w:b/>
+                <w:sz w:val="19"/>
+              </w:rPr>
+              <w:t>엑셀 붙여넣기</w:t>
+            </w:r>
+            <w:r>
+              <w:rPr>
+                <w:rFonts w:ascii="맑은 고딕" w:hAnsi="맑은 고딕" w:eastAsia="맑은 고딕"/>
+                <w:sz w:val="19"/>
+              </w:rPr>
+              <w:t xml:space="preserve">(머리행이 있으면 열 이름으로, 없으면 「발생일자·협력사·품번·품명·불량유형·내용·수량·조치」 순서, 칸 안 줄바꿈 처리, 미리 보기 후 넣기), 등록된 불량 거르기·찾기·수정·지우기, </w:t>
+            </w:r>
+            <w:r>
+              <w:rPr>
+                <w:rFonts w:ascii="맑은 고딕" w:hAnsi="맑은 고딕" w:eastAsia="맑은 고딕"/>
+                <w:b/>
+                <w:sz w:val="19"/>
+              </w:rPr>
+              <w:t>백업·복원</w:t>
+            </w:r>
+            <w:r>
+              <w:rPr>
+                <w:rFonts w:ascii="맑은 고딕" w:hAnsi="맑은 고딕" w:eastAsia="맑은 고딕"/>
+                <w:sz w:val="19"/>
+              </w:rPr>
+              <w:t>(JSON 전부 · 엑셀 불량 목록 · 입력 양식 .xlsx). 업로드는 「파일 업로드 (선택)」로 남김. 엑셀 열 이름에 「불량유형」「조치」를 더함</w:t>
+            </w:r>
+          </w:p>
+        </w:tc>
+        <w:tc>
+          <w:tcPr>
+            <w:tcW w:type="dxa" w:w="2880"/>
+          </w:tcPr>
+          <w:p>
+            <w:r/>
+            <w:r>
+              <w:rPr>
+                <w:rFonts w:ascii="맑은 고딕" w:hAnsi="맑은 고딕" w:eastAsia="맑은 고딕"/>
+                <w:sz w:val="19"/>
+              </w:rPr>
+              <w:t>테스트: 붙여넣기 순서·머리행·따옴표 칸, 입력 점검, 엑셀 백업 → 다시 읽기 같음. 브라우저: 등록 2건 · 붙여넣기 2건 · 수정 · 엑셀 백업 4건</w:t>
+            </w:r>
+          </w:p>
+        </w:tc>
+      </w:tr>
+      <w:tr>
+        <w:tc>
+          <w:tcPr>
+            <w:tcW w:type="dxa" w:w="2880"/>
+          </w:tcPr>
+          <w:p>
+            <w:r/>
+            <w:r>
+              <w:rPr>
+                <w:rFonts w:ascii="맑은 고딕" w:hAnsi="맑은 고딕" w:eastAsia="맑은 고딕"/>
+                <w:sz w:val="19"/>
+              </w:rPr>
+              <w:t>② 불량유형 8종</w:t>
+            </w:r>
+          </w:p>
+        </w:tc>
+        <w:tc>
+          <w:tcPr>
+            <w:tcW w:type="dxa" w:w="2880"/>
+          </w:tcPr>
+          <w:p>
+            <w:r/>
+            <w:r>
+              <w:rPr>
+                <w:rFonts w:ascii="맑은 고딕" w:hAnsi="맑은 고딕" w:eastAsia="맑은 고딕"/>
+                <w:sz w:val="19"/>
+              </w:rPr>
+              <w:t>기본 사전·키워드·기본 대책을 8종으로. 분류 순서 = 직접 고른 유형 → 붙여 넣은 표의 유형 칸(「위치·치수」「용접 불량」처럼 띄어쓰기·구분 기호가 달라도 맞춤) → 내용 키워드. 도장·외관·녹은 「기타」 키워드. AI 답의 유형 이름도 같은 방식으로 맞춤. 1단계 9종으로 저장된 브라우저 데이터는 열 때 8종으로 옮김(이름을 고친 사전은 그대로)</w:t>
+            </w:r>
+          </w:p>
+        </w:tc>
+        <w:tc>
+          <w:tcPr>
+            <w:tcW w:type="dxa" w:w="2880"/>
+          </w:tcPr>
+          <w:p>
+            <w:r/>
+            <w:r>
+              <w:rPr>
+                <w:rFonts w:ascii="맑은 고딕" w:hAnsi="맑은 고딕" w:eastAsia="맑은 고딕"/>
+                <w:sz w:val="19"/>
+              </w:rPr>
+              <w:t>테스트: 8종 순서·유형별 대표 문장 분류·옮기기. 예시 데이터 신호(협력사 C 용접불량 증가, A 이종/누락·TP-1102, D 위치/치수·TP-4405)</w:t>
+            </w:r>
+          </w:p>
+        </w:tc>
+      </w:tr>
+      <w:tr>
+        <w:tc>
+          <w:tcPr>
+            <w:tcW w:type="dxa" w:w="2880"/>
+          </w:tcPr>
+          <w:p>
+            <w:r/>
+            <w:r>
+              <w:rPr>
+                <w:rFonts w:ascii="맑은 고딕" w:hAnsi="맑은 고딕" w:eastAsia="맑은 고딕"/>
+                <w:sz w:val="19"/>
+              </w:rPr>
+              <w:t>③ 웹 양식 그대로 Excel</w:t>
+            </w:r>
+          </w:p>
+        </w:tc>
+        <w:tc>
+          <w:tcPr>
+            <w:tcW w:type="dxa" w:w="2880"/>
+          </w:tcPr>
+          <w:p>
+            <w:r/>
+            <w:r>
+              <w:rPr>
+                <w:rFonts w:ascii="맑은 고딕" w:hAnsi="맑은 고딕" w:eastAsia="맑은 고딕"/>
+                <w:sz w:val="19"/>
+              </w:rPr>
+              <w:t>보고서 6시트 = 요약 · 불량 목록 · 유형별·협력사별 집계(파레토·협력사별·교차표 8종 순서·개선 필요 항목) · Master Plan · 간트 일정(월/주차 두 줄 머리, ○ 계획 연한 파랑 · ● 실적 상태 색) · 확정 이력. 머리글 굵게·회색 바탕·테두리, 열 폭, 날짜는 엑셀 날짜(yyyy-mm-dd), 틀 고정, 거르기, 상태 칸 색. Master Plan 이 없는 협력사도 불량 목록·집계는 나옴</w:t>
+            </w:r>
+          </w:p>
+        </w:tc>
+        <w:tc>
+          <w:tcPr>
+            <w:tcW w:type="dxa" w:w="2880"/>
+          </w:tcPr>
+          <w:p>
+            <w:r/>
+            <w:r>
+              <w:rPr>
+                <w:rFonts w:ascii="맑은 고딕" w:hAnsi="맑은 고딕" w:eastAsia="맑은 고딕"/>
+                <w:sz w:val="19"/>
+              </w:rPr>
+              <w:t>테스트: 시트·머리·칸 값, 만든 xlsx 를 다시 열어 굵은 글꼴·색·날짜 형식·틀 고정 확인(서식 붙이기를 일부러 끄면 실패). openpyxl 로도 열어 확인</w:t>
+            </w:r>
+          </w:p>
+        </w:tc>
+      </w:tr>
+      <w:tr>
+        <w:tc>
+          <w:tcPr>
+            <w:tcW w:type="dxa" w:w="2880"/>
+          </w:tcPr>
+          <w:p>
+            <w:r/>
+            <w:r>
+              <w:rPr>
+                <w:rFonts w:ascii="맑은 고딕" w:hAnsi="맑은 고딕" w:eastAsia="맑은 고딕"/>
+                <w:sz w:val="19"/>
+              </w:rPr>
+              <w:t>④ 사내망 전용</w:t>
+            </w:r>
+          </w:p>
+        </w:tc>
+        <w:tc>
+          <w:tcPr>
+            <w:tcW w:type="dxa" w:w="2880"/>
+          </w:tcPr>
+          <w:p>
+            <w:r/>
+            <w:r>
+              <w:rPr>
+                <w:rFonts w:ascii="맑은 고딕" w:hAnsi="맑은 고딕" w:eastAsia="맑은 고딕"/>
+                <w:sz w:val="19"/>
+              </w:rPr>
+              <w:t>외부 서버·CDN 없이 동작(SheetJS 는 vendor/), 설정에 「사내망에서 쓰기」 안내, AI 칸은 접어 두고 「사내 허용 AI 가 있을 때만」, AI 서버 고르기에서 외부 서비스 바로 고르기 삭제, Master Plan 초안은 규칙(기본 대책)</w:t>
+            </w:r>
+          </w:p>
+        </w:tc>
+        <w:tc>
+          <w:tcPr>
+            <w:tcW w:type="dxa" w:w="2880"/>
+          </w:tcPr>
+          <w:p>
+            <w:r/>
+            <w:r>
+              <w:rPr>
+                <w:rFonts w:ascii="맑은 고딕" w:hAnsi="맑은 고딕" w:eastAsia="맑은 고딕"/>
+                <w:sz w:val="19"/>
+              </w:rPr>
+              <w:t>브라우저 점검에서 외부 주소 요청 0건(일부러 외부 이미지를 부르면 잡히는 것 확인)</w:t>
+            </w:r>
+          </w:p>
+        </w:tc>
+      </w:tr>
+      <w:tr>
+        <w:tc>
+          <w:tcPr>
+            <w:tcW w:type="dxa" w:w="2880"/>
+          </w:tcPr>
+          <w:p>
+            <w:r/>
+            <w:r>
+              <w:rPr>
+                <w:rFonts w:ascii="맑은 고딕" w:hAnsi="맑은 고딕" w:eastAsia="맑은 고딕"/>
+                <w:sz w:val="19"/>
+              </w:rPr>
+              <w:t>⑤ 02 드랍</w:t>
+            </w:r>
+          </w:p>
+        </w:tc>
+        <w:tc>
+          <w:tcPr>
+            <w:tcW w:type="dxa" w:w="2880"/>
+          </w:tcPr>
+          <w:p>
+            <w:r/>
+            <w:r>
+              <w:rPr>
+                <w:rFonts w:ascii="맑은 고딕" w:hAnsi="맑은 고딕" w:eastAsia="맑은 고딕"/>
+                <w:sz w:val="19"/>
+              </w:rPr>
+              <w:t>「02·07 협력사 품질 포털로 묶기」 계획 삭제</w:t>
+            </w:r>
+          </w:p>
+        </w:tc>
+        <w:tc>
+          <w:tcPr>
+            <w:tcW w:type="dxa" w:w="2880"/>
+          </w:tcPr>
+          <w:p>
+            <w:r/>
+            <w:r>
+              <w:rPr>
+                <w:rFonts w:ascii="맑은 고딕" w:hAnsi="맑은 고딕" w:eastAsia="맑은 고딕"/>
+                <w:sz w:val="19"/>
+              </w:rPr>
+              <w:t>—</w:t>
+            </w:r>
+          </w:p>
+        </w:tc>
+      </w:tr>
+    </w:tbl>
+    <w:p/>
     <w:p>
       <w:pPr>
         <w:pStyle w:val="Heading2"/>
@@ -2978,53 +3832,6 @@
                 <w:sz w:val="19"/>
               </w:rPr>
               <w:t>왼쪽 메뉴 6개, MASTER PLAN 화면(조건·지표 6개·AI 요약 칩·통합 개선대책 Gantt·상태 범례·버튼 4개·오른쪽 입력 칸). 1단계 화면 구성을 이 시안에 맞췄습니다</w:t>
-            </w:r>
-          </w:p>
-        </w:tc>
-      </w:tr>
-      <w:tr>
-        <w:tc>
-          <w:tcPr>
-            <w:tcW w:type="dxa" w:w="2880"/>
-          </w:tcPr>
-          <w:p>
-            <w:r/>
-            <w:r>
-              <w:rPr>
-                <w:rFonts w:ascii="맑은 고딕" w:hAnsi="맑은 고딕" w:eastAsia="맑은 고딕"/>
-                <w:sz w:val="19"/>
-              </w:rPr>
-              <w:t>같은 수강생</w:t>
-            </w:r>
-          </w:p>
-        </w:tc>
-        <w:tc>
-          <w:tcPr>
-            <w:tcW w:type="dxa" w:w="2880"/>
-          </w:tcPr>
-          <w:p>
-            <w:r/>
-            <w:r>
-              <w:rPr>
-                <w:rFonts w:ascii="맑은 고딕" w:hAnsi="맑은 고딕" w:eastAsia="맑은 고딕"/>
-                <w:sz w:val="19"/>
-              </w:rPr>
-              <w:t>과제 02 — APQP 서류 정합성 검증</w:t>
-            </w:r>
-          </w:p>
-        </w:tc>
-        <w:tc>
-          <w:tcPr>
-            <w:tcW w:type="dxa" w:w="2880"/>
-          </w:tcPr>
-          <w:p>
-            <w:r/>
-            <w:r>
-              <w:rPr>
-                <w:rFonts w:ascii="맑은 고딕" w:hAnsi="맑은 고딕" w:eastAsia="맑은 고딕"/>
-                <w:sz w:val="19"/>
-              </w:rPr>
-              <w:t>별도 리포. 2단계에서 협력사 품질 포털의 메뉴로 묶을 수 있음</w:t>
             </w:r>
           </w:p>
         </w:tc>
